--- a/docs/Kelompok 5 waroeng mie ayam mastono mahesa hakim atikah jelita.docx
+++ b/docs/Kelompok 5 waroeng mie ayam mastono mahesa hakim atikah jelita.docx
@@ -296,7 +296,7 @@
           <w:tab w:val="left" w:pos="4253"/>
         </w:tabs>
         <w:spacing w:before="1"/>
-        <w:ind w:left="2520" w:right="3314"/>
+        <w:ind w:left="2268" w:right="3314"/>
         <w:jc w:val="both"/>
       </w:pPr>
       <w:r>
@@ -327,6 +327,12 @@
         <w:t xml:space="preserve"> </w:t>
       </w:r>
       <w:r>
+        <w:rPr>
+          <w:spacing w:val="80"/>
+        </w:rPr>
+        <w:t xml:space="preserve">  </w:t>
+      </w:r>
+      <w:r>
         <w:t>-</w:t>
       </w:r>
       <w:r>
@@ -354,6 +360,12 @@
         <w:t xml:space="preserve"> </w:t>
       </w:r>
       <w:r>
+        <w:rPr>
+          <w:spacing w:val="40"/>
+        </w:rPr>
+        <w:t xml:space="preserve">   </w:t>
+      </w:r>
+      <w:r>
         <w:t>-</w:t>
       </w:r>
       <w:r>
@@ -387,37 +399,40 @@
         <w:rPr>
           <w:spacing w:val="40"/>
         </w:rPr>
+        <w:t xml:space="preserve">  </w:t>
+      </w:r>
+      <w:r>
+        <w:rPr>
+          <w:spacing w:val="-8"/>
+        </w:rPr>
+        <w:t xml:space="preserve">- </w:t>
+      </w:r>
+      <w:r>
+        <w:t>230504051 Nur</w:t>
+      </w:r>
+      <w:r>
+        <w:rPr>
+          <w:spacing w:val="-13"/>
+        </w:rPr>
         <w:t xml:space="preserve"> </w:t>
       </w:r>
       <w:r>
-        <w:t>-</w:t>
-      </w:r>
-      <w:r>
-        <w:rPr>
-          <w:spacing w:val="-8"/>
-        </w:rPr>
-        <w:t xml:space="preserve"> </w:t>
-      </w:r>
-      <w:r>
-        <w:t>230504051 Nur</w:t>
-      </w:r>
-      <w:r>
-        <w:rPr>
-          <w:spacing w:val="-13"/>
-        </w:rPr>
-        <w:t xml:space="preserve"> </w:t>
-      </w:r>
-      <w:r>
         <w:t>Atikah</w:t>
       </w:r>
       <w:r>
-        <w:tab/>
+        <w:t xml:space="preserve">               </w:t>
       </w:r>
       <w:r>
         <w:rPr>
           <w:spacing w:val="-2"/>
         </w:rPr>
-        <w:t>-230504054</w:t>
+        <w:t xml:space="preserve">- </w:t>
+      </w:r>
+      <w:r>
+        <w:rPr>
+          <w:spacing w:val="-2"/>
+        </w:rPr>
+        <w:t>230504054</w:t>
       </w:r>
     </w:p>
     <w:p>
@@ -5185,7 +5200,7 @@
           <w:noProof/>
         </w:rPr>
         <w:drawing>
-          <wp:anchor distT="0" distB="0" distL="114300" distR="114300" simplePos="0" relativeHeight="251635200" behindDoc="1" locked="0" layoutInCell="1" allowOverlap="1" wp14:anchorId="768207C5" wp14:editId="19BB3009">
+          <wp:anchor distT="0" distB="0" distL="114300" distR="114300" simplePos="0" relativeHeight="251635200" behindDoc="1" locked="0" layoutInCell="1" allowOverlap="1" wp14:anchorId="768207C5" wp14:editId="72E25E2F">
             <wp:simplePos x="0" y="0"/>
             <wp:positionH relativeFrom="column">
               <wp:posOffset>571500</wp:posOffset>
@@ -5465,7 +5480,7 @@
           <w:noProof/>
         </w:rPr>
         <w:drawing>
-          <wp:anchor distT="0" distB="0" distL="114300" distR="114300" simplePos="0" relativeHeight="251664896" behindDoc="1" locked="0" layoutInCell="1" allowOverlap="1" wp14:anchorId="3433B349" wp14:editId="6ACEC728">
+          <wp:anchor distT="0" distB="0" distL="114300" distR="114300" simplePos="0" relativeHeight="251664896" behindDoc="1" locked="0" layoutInCell="1" allowOverlap="1" wp14:anchorId="3433B349" wp14:editId="7BEDF524">
             <wp:simplePos x="0" y="0"/>
             <wp:positionH relativeFrom="column">
               <wp:posOffset>1637666</wp:posOffset>
@@ -5543,7 +5558,7 @@
           <w:noProof/>
         </w:rPr>
         <w:drawing>
-          <wp:anchor distT="0" distB="0" distL="114300" distR="114300" simplePos="0" relativeHeight="251679232" behindDoc="1" locked="0" layoutInCell="1" allowOverlap="1" wp14:anchorId="51499E96" wp14:editId="4E88BDFB">
+          <wp:anchor distT="0" distB="0" distL="114300" distR="114300" simplePos="0" relativeHeight="251679232" behindDoc="1" locked="0" layoutInCell="1" allowOverlap="1" wp14:anchorId="51499E96" wp14:editId="78B96894">
             <wp:simplePos x="0" y="0"/>
             <wp:positionH relativeFrom="column">
               <wp:posOffset>1503365</wp:posOffset>

--- a/docs/Kelompok 5 waroeng mie ayam mastono mahesa hakim atikah jelita.docx
+++ b/docs/Kelompok 5 waroeng mie ayam mastono mahesa hakim atikah jelita.docx
@@ -4990,10 +4990,70 @@
           <w:noProof/>
         </w:rPr>
         <w:lastRenderedPageBreak/>
+        <w:drawing>
+          <wp:anchor distT="0" distB="0" distL="114300" distR="114300" simplePos="0" relativeHeight="251659776" behindDoc="1" locked="0" layoutInCell="1" allowOverlap="1" wp14:anchorId="454C4678" wp14:editId="7E2EDD21">
+            <wp:simplePos x="0" y="0"/>
+            <wp:positionH relativeFrom="column">
+              <wp:posOffset>476250</wp:posOffset>
+            </wp:positionH>
+            <wp:positionV relativeFrom="paragraph">
+              <wp:posOffset>1</wp:posOffset>
+            </wp:positionV>
+            <wp:extent cx="4627373" cy="2501900"/>
+            <wp:effectExtent l="0" t="0" r="1905" b="0"/>
+            <wp:wrapNone/>
+            <wp:docPr id="1613858928" name="Picture 5"/>
+            <wp:cNvGraphicFramePr>
+              <a:graphicFrameLocks xmlns:a="http://schemas.openxmlformats.org/drawingml/2006/main" noChangeAspect="1"/>
+            </wp:cNvGraphicFramePr>
+            <a:graphic xmlns:a="http://schemas.openxmlformats.org/drawingml/2006/main">
+              <a:graphicData uri="http://schemas.openxmlformats.org/drawingml/2006/picture">
+                <pic:pic xmlns:pic="http://schemas.openxmlformats.org/drawingml/2006/picture">
+                  <pic:nvPicPr>
+                    <pic:cNvPr id="1613858928" name="Picture 1613858928"/>
+                    <pic:cNvPicPr/>
+                  </pic:nvPicPr>
+                  <pic:blipFill>
+                    <a:blip r:embed="rId9" cstate="print">
+                      <a:extLst>
+                        <a:ext uri="{28A0092B-C50C-407E-A947-70E740481C1C}">
+                          <a14:useLocalDpi xmlns:a14="http://schemas.microsoft.com/office/drawing/2010/main" val="0"/>
+                        </a:ext>
+                      </a:extLst>
+                    </a:blip>
+                    <a:stretch>
+                      <a:fillRect/>
+                    </a:stretch>
+                  </pic:blipFill>
+                  <pic:spPr>
+                    <a:xfrm>
+                      <a:off x="0" y="0"/>
+                      <a:ext cx="4628264" cy="2502382"/>
+                    </a:xfrm>
+                    <a:prstGeom prst="rect">
+                      <a:avLst/>
+                    </a:prstGeom>
+                  </pic:spPr>
+                </pic:pic>
+              </a:graphicData>
+            </a:graphic>
+            <wp14:sizeRelH relativeFrom="margin">
+              <wp14:pctWidth>0</wp14:pctWidth>
+            </wp14:sizeRelH>
+            <wp14:sizeRelV relativeFrom="margin">
+              <wp14:pctHeight>0</wp14:pctHeight>
+            </wp14:sizeRelV>
+          </wp:anchor>
+        </w:drawing>
+      </w:r>
+      <w:r>
+        <w:rPr>
+          <w:noProof/>
+        </w:rPr>
         <mc:AlternateContent>
           <mc:Choice Requires="wps">
             <w:drawing>
-              <wp:anchor distT="0" distB="0" distL="114300" distR="114300" simplePos="0" relativeHeight="251666944" behindDoc="1" locked="0" layoutInCell="1" allowOverlap="1" wp14:anchorId="5CEA840E" wp14:editId="71FD17D0">
+              <wp:anchor distT="0" distB="0" distL="114300" distR="114300" simplePos="0" relativeHeight="251657728" behindDoc="1" locked="0" layoutInCell="1" allowOverlap="1" wp14:anchorId="5CEA840E" wp14:editId="2E37586A">
                 <wp:simplePos x="0" y="0"/>
                 <wp:positionH relativeFrom="column">
                   <wp:posOffset>571500</wp:posOffset>
@@ -5046,7 +5106,15 @@
                                 <w:iCs w:val="0"/>
                                 <w:color w:val="auto"/>
                               </w:rPr>
-                              <w:t xml:space="preserve">Gambar 3. </w:t>
+                              <w:t xml:space="preserve">Gambar </w:t>
+                            </w:r>
+                            <w:r>
+                              <w:rPr>
+                                <w:i w:val="0"/>
+                                <w:iCs w:val="0"/>
+                                <w:color w:val="auto"/>
+                              </w:rPr>
+                              <w:t xml:space="preserve">3. </w:t>
                             </w:r>
                             <w:r>
                               <w:rPr>
@@ -5114,7 +5182,7 @@
           </mc:Choice>
           <mc:Fallback>
             <w:pict>
-              <v:shape w14:anchorId="5CEA840E" id="_x0000_s1027" type="#_x0000_t202" style="position:absolute;left:0;text-align:left;margin-left:45pt;margin-top:199.85pt;width:350pt;height:.05pt;z-index:-251649536;visibility:visible;mso-wrap-style:square;mso-wrap-distance-left:9pt;mso-wrap-distance-top:0;mso-wrap-distance-right:9pt;mso-wrap-distance-bottom:0;mso-position-horizontal:absolute;mso-position-horizontal-relative:text;mso-position-vertical:absolute;mso-position-vertical-relative:text;v-text-anchor:top" o:gfxdata="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" stroked="f">
+              <v:shape w14:anchorId="5CEA840E" id="_x0000_s1027" type="#_x0000_t202" style="position:absolute;left:0;text-align:left;margin-left:45pt;margin-top:199.85pt;width:350pt;height:.05pt;z-index:-251658752;visibility:visible;mso-wrap-style:square;mso-wrap-distance-left:9pt;mso-wrap-distance-top:0;mso-wrap-distance-right:9pt;mso-wrap-distance-bottom:0;mso-position-horizontal:absolute;mso-position-horizontal-relative:text;mso-position-vertical:absolute;mso-position-vertical-relative:text;v-text-anchor:top" o:gfxdata="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" stroked="f">
                 <v:textbox style="mso-fit-shape-to-text:t" inset="0,0,0,0">
                   <w:txbxContent>
                     <w:p>
@@ -5136,7 +5204,15 @@
                           <w:iCs w:val="0"/>
                           <w:color w:val="auto"/>
                         </w:rPr>
-                        <w:t xml:space="preserve">Gambar 3. </w:t>
+                        <w:t xml:space="preserve">Gambar </w:t>
+                      </w:r>
+                      <w:r>
+                        <w:rPr>
+                          <w:i w:val="0"/>
+                          <w:iCs w:val="0"/>
+                          <w:color w:val="auto"/>
+                        </w:rPr>
+                        <w:t xml:space="preserve">3. </w:t>
                       </w:r>
                       <w:r>
                         <w:rPr>
@@ -5195,66 +5271,6 @@
           </mc:Fallback>
         </mc:AlternateContent>
       </w:r>
-      <w:r>
-        <w:rPr>
-          <w:noProof/>
-        </w:rPr>
-        <w:drawing>
-          <wp:anchor distT="0" distB="0" distL="114300" distR="114300" simplePos="0" relativeHeight="251635200" behindDoc="1" locked="0" layoutInCell="1" allowOverlap="1" wp14:anchorId="768207C5" wp14:editId="72E25E2F">
-            <wp:simplePos x="0" y="0"/>
-            <wp:positionH relativeFrom="column">
-              <wp:posOffset>571500</wp:posOffset>
-            </wp:positionH>
-            <wp:positionV relativeFrom="paragraph">
-              <wp:posOffset>-19050</wp:posOffset>
-            </wp:positionV>
-            <wp:extent cx="4445000" cy="2500281"/>
-            <wp:effectExtent l="0" t="0" r="0" b="0"/>
-            <wp:wrapNone/>
-            <wp:docPr id="2062846893" name="Picture 1"/>
-            <wp:cNvGraphicFramePr>
-              <a:graphicFrameLocks xmlns:a="http://schemas.openxmlformats.org/drawingml/2006/main" noChangeAspect="1"/>
-            </wp:cNvGraphicFramePr>
-            <a:graphic xmlns:a="http://schemas.openxmlformats.org/drawingml/2006/main">
-              <a:graphicData uri="http://schemas.openxmlformats.org/drawingml/2006/picture">
-                <pic:pic xmlns:pic="http://schemas.openxmlformats.org/drawingml/2006/picture">
-                  <pic:nvPicPr>
-                    <pic:cNvPr id="2062846893" name="Picture 2062846893"/>
-                    <pic:cNvPicPr/>
-                  </pic:nvPicPr>
-                  <pic:blipFill>
-                    <a:blip r:embed="rId9" cstate="print">
-                      <a:extLst>
-                        <a:ext uri="{28A0092B-C50C-407E-A947-70E740481C1C}">
-                          <a14:useLocalDpi xmlns:a14="http://schemas.microsoft.com/office/drawing/2010/main" val="0"/>
-                        </a:ext>
-                      </a:extLst>
-                    </a:blip>
-                    <a:stretch>
-                      <a:fillRect/>
-                    </a:stretch>
-                  </pic:blipFill>
-                  <pic:spPr>
-                    <a:xfrm>
-                      <a:off x="0" y="0"/>
-                      <a:ext cx="4445000" cy="2500281"/>
-                    </a:xfrm>
-                    <a:prstGeom prst="rect">
-                      <a:avLst/>
-                    </a:prstGeom>
-                  </pic:spPr>
-                </pic:pic>
-              </a:graphicData>
-            </a:graphic>
-            <wp14:sizeRelH relativeFrom="page">
-              <wp14:pctWidth>0</wp14:pctWidth>
-            </wp14:sizeRelH>
-            <wp14:sizeRelV relativeFrom="page">
-              <wp14:pctHeight>0</wp14:pctHeight>
-            </wp14:sizeRelV>
-          </wp:anchor>
-        </w:drawing>
-      </w:r>
     </w:p>
     <w:p/>
     <w:p/>
@@ -5326,7 +5342,15 @@
                                 <w:iCs w:val="0"/>
                                 <w:color w:val="auto"/>
                               </w:rPr>
-                              <w:t xml:space="preserve">Gambar 3. </w:t>
+                              <w:t xml:space="preserve">Gambar </w:t>
+                            </w:r>
+                            <w:r>
+                              <w:rPr>
+                                <w:i w:val="0"/>
+                                <w:iCs w:val="0"/>
+                                <w:color w:val="auto"/>
+                              </w:rPr>
+                              <w:t xml:space="preserve">3. </w:t>
                             </w:r>
                             <w:r>
                               <w:rPr>
@@ -5416,7 +5440,15 @@
                           <w:iCs w:val="0"/>
                           <w:color w:val="auto"/>
                         </w:rPr>
-                        <w:t xml:space="preserve">Gambar 3. </w:t>
+                        <w:t xml:space="preserve">Gambar </w:t>
+                      </w:r>
+                      <w:r>
+                        <w:rPr>
+                          <w:i w:val="0"/>
+                          <w:iCs w:val="0"/>
+                          <w:color w:val="auto"/>
+                        </w:rPr>
+                        <w:t xml:space="preserve">3. </w:t>
                       </w:r>
                       <w:r>
                         <w:rPr>
@@ -5480,7 +5512,7 @@
           <w:noProof/>
         </w:rPr>
         <w:drawing>
-          <wp:anchor distT="0" distB="0" distL="114300" distR="114300" simplePos="0" relativeHeight="251664896" behindDoc="1" locked="0" layoutInCell="1" allowOverlap="1" wp14:anchorId="3433B349" wp14:editId="7BEDF524">
+          <wp:anchor distT="0" distB="0" distL="114300" distR="114300" simplePos="0" relativeHeight="251664896" behindDoc="1" locked="0" layoutInCell="1" allowOverlap="1" wp14:anchorId="3433B349" wp14:editId="592F1469">
             <wp:simplePos x="0" y="0"/>
             <wp:positionH relativeFrom="column">
               <wp:posOffset>1637666</wp:posOffset>
@@ -5558,7 +5590,7 @@
           <w:noProof/>
         </w:rPr>
         <w:drawing>
-          <wp:anchor distT="0" distB="0" distL="114300" distR="114300" simplePos="0" relativeHeight="251679232" behindDoc="1" locked="0" layoutInCell="1" allowOverlap="1" wp14:anchorId="51499E96" wp14:editId="78B96894">
+          <wp:anchor distT="0" distB="0" distL="114300" distR="114300" simplePos="0" relativeHeight="251679232" behindDoc="1" locked="0" layoutInCell="1" allowOverlap="1" wp14:anchorId="51499E96" wp14:editId="116134B1">
             <wp:simplePos x="0" y="0"/>
             <wp:positionH relativeFrom="column">
               <wp:posOffset>1503365</wp:posOffset>
@@ -5682,7 +5714,15 @@
                                 <w:iCs w:val="0"/>
                                 <w:color w:val="auto"/>
                               </w:rPr>
-                              <w:t xml:space="preserve">Gambar 3. </w:t>
+                              <w:t xml:space="preserve">Gambar </w:t>
+                            </w:r>
+                            <w:r>
+                              <w:rPr>
+                                <w:i w:val="0"/>
+                                <w:iCs w:val="0"/>
+                                <w:color w:val="auto"/>
+                              </w:rPr>
+                              <w:t xml:space="preserve">3. </w:t>
                             </w:r>
                             <w:r>
                               <w:rPr>
@@ -5780,7 +5820,15 @@
                           <w:iCs w:val="0"/>
                           <w:color w:val="auto"/>
                         </w:rPr>
-                        <w:t xml:space="preserve">Gambar 3. </w:t>
+                        <w:t xml:space="preserve">Gambar </w:t>
+                      </w:r>
+                      <w:r>
+                        <w:rPr>
+                          <w:i w:val="0"/>
+                          <w:iCs w:val="0"/>
+                          <w:color w:val="auto"/>
+                        </w:rPr>
+                        <w:t xml:space="preserve">3. </w:t>
                       </w:r>
                       <w:r>
                         <w:rPr>

--- a/docs/Kelompok 5 waroeng mie ayam mastono mahesa hakim atikah jelita.docx
+++ b/docs/Kelompok 5 waroeng mie ayam mastono mahesa hakim atikah jelita.docx
@@ -211,7 +211,7 @@
                     <pic:cNvPicPr/>
                   </pic:nvPicPr>
                   <pic:blipFill>
-                    <a:blip r:embed="rId7" cstate="print"/>
+                    <a:blip r:embed="rId8" cstate="print"/>
                     <a:stretch>
                       <a:fillRect/>
                     </a:stretch>
@@ -463,77 +463,149 @@
     </w:p>
     <w:p>
       <w:pPr>
-        <w:pStyle w:val="Heading1"/>
-        <w:spacing w:line="491" w:lineRule="auto"/>
-        <w:ind w:left="2196" w:right="1754" w:firstLine="61"/>
-      </w:pPr>
-      <w:r>
-        <w:t xml:space="preserve">PROGRAM STUDI INFORMATIKA </w:t>
-      </w:r>
-      <w:r>
-        <w:rPr>
-          <w:spacing w:val="-2"/>
-        </w:rPr>
-        <w:t>FAKULTAS</w:t>
-      </w:r>
-      <w:r>
-        <w:rPr>
-          <w:spacing w:val="-16"/>
-        </w:rPr>
-        <w:t xml:space="preserve"> </w:t>
-      </w:r>
-      <w:r>
-        <w:rPr>
-          <w:spacing w:val="-2"/>
-        </w:rPr>
-        <w:t>SAINS</w:t>
-      </w:r>
-      <w:r>
-        <w:rPr>
-          <w:spacing w:val="-15"/>
-        </w:rPr>
-        <w:t xml:space="preserve"> </w:t>
-      </w:r>
-      <w:r>
-        <w:rPr>
-          <w:spacing w:val="-2"/>
-        </w:rPr>
-        <w:t>DAN</w:t>
-      </w:r>
-      <w:r>
-        <w:rPr>
-          <w:spacing w:val="-16"/>
-        </w:rPr>
-        <w:t xml:space="preserve"> </w:t>
-      </w:r>
-      <w:r>
-        <w:rPr>
-          <w:spacing w:val="-2"/>
-        </w:rPr>
-        <w:t xml:space="preserve">TEKNOLOGI </w:t>
-      </w:r>
-      <w:r>
-        <w:t>UNIVERSITAS SAMUDRA</w:t>
-      </w:r>
-    </w:p>
-    <w:p>
-      <w:pPr>
         <w:pStyle w:val="BodyText"/>
-        <w:rPr>
-          <w:b/>
-          <w:sz w:val="28"/>
-        </w:rPr>
+        <w:spacing w:before="27"/>
       </w:pPr>
     </w:p>
     <w:p>
       <w:pPr>
         <w:pStyle w:val="BodyText"/>
-        <w:spacing w:before="14"/>
+        <w:spacing w:before="27"/>
+      </w:pPr>
+    </w:p>
+    <w:p>
+      <w:pPr>
+        <w:pStyle w:val="BodyText"/>
+        <w:spacing w:before="27"/>
+      </w:pPr>
+    </w:p>
+    <w:p>
+      <w:pPr>
+        <w:pStyle w:val="BodyText"/>
+        <w:spacing w:before="27"/>
+      </w:pPr>
+    </w:p>
+    <w:p>
+      <w:pPr>
+        <w:jc w:val="center"/>
         <w:rPr>
           <w:b/>
-          <w:sz w:val="28"/>
+          <w:bCs/>
+          <w:sz w:val="24"/>
+          <w:szCs w:val="24"/>
         </w:rPr>
       </w:pPr>
+      <w:r>
+        <w:rPr>
+          <w:b/>
+          <w:bCs/>
+          <w:sz w:val="24"/>
+          <w:szCs w:val="24"/>
+        </w:rPr>
+        <w:t xml:space="preserve">PROGRAM STUDI INFORMATIKA </w:t>
+      </w:r>
+    </w:p>
+    <w:p>
+      <w:pPr>
+        <w:jc w:val="center"/>
+        <w:rPr>
+          <w:b/>
+          <w:bCs/>
+          <w:spacing w:val="-2"/>
+          <w:sz w:val="24"/>
+          <w:szCs w:val="24"/>
+        </w:rPr>
+      </w:pPr>
+      <w:r>
+        <w:rPr>
+          <w:b/>
+          <w:bCs/>
+          <w:spacing w:val="-2"/>
+          <w:sz w:val="24"/>
+          <w:szCs w:val="24"/>
+        </w:rPr>
+        <w:t>FAKULTAS</w:t>
+      </w:r>
+      <w:r>
+        <w:rPr>
+          <w:b/>
+          <w:bCs/>
+          <w:spacing w:val="-16"/>
+          <w:sz w:val="24"/>
+          <w:szCs w:val="24"/>
+        </w:rPr>
+        <w:t xml:space="preserve"> </w:t>
+      </w:r>
+      <w:r>
+        <w:rPr>
+          <w:b/>
+          <w:bCs/>
+          <w:spacing w:val="-2"/>
+          <w:sz w:val="24"/>
+          <w:szCs w:val="24"/>
+        </w:rPr>
+        <w:t>SAINS</w:t>
+      </w:r>
+      <w:r>
+        <w:rPr>
+          <w:b/>
+          <w:bCs/>
+          <w:spacing w:val="-15"/>
+          <w:sz w:val="24"/>
+          <w:szCs w:val="24"/>
+        </w:rPr>
+        <w:t xml:space="preserve"> </w:t>
+      </w:r>
+      <w:r>
+        <w:rPr>
+          <w:b/>
+          <w:bCs/>
+          <w:spacing w:val="-2"/>
+          <w:sz w:val="24"/>
+          <w:szCs w:val="24"/>
+        </w:rPr>
+        <w:t>DAN</w:t>
+      </w:r>
+      <w:r>
+        <w:rPr>
+          <w:b/>
+          <w:bCs/>
+          <w:spacing w:val="-16"/>
+          <w:sz w:val="24"/>
+          <w:szCs w:val="24"/>
+        </w:rPr>
+        <w:t xml:space="preserve"> </w:t>
+      </w:r>
+      <w:r>
+        <w:rPr>
+          <w:b/>
+          <w:bCs/>
+          <w:spacing w:val="-2"/>
+          <w:sz w:val="24"/>
+          <w:szCs w:val="24"/>
+        </w:rPr>
+        <w:t xml:space="preserve">TEKNOLOGI </w:t>
+      </w:r>
+    </w:p>
+    <w:p>
+      <w:pPr>
+        <w:jc w:val="center"/>
+        <w:rPr>
+          <w:b/>
+          <w:bCs/>
+          <w:sz w:val="24"/>
+          <w:szCs w:val="24"/>
+        </w:rPr>
+      </w:pPr>
+      <w:r>
+        <w:rPr>
+          <w:b/>
+          <w:bCs/>
+          <w:sz w:val="24"/>
+          <w:szCs w:val="24"/>
+        </w:rPr>
+        <w:t>UNIVERSITAS SAMUDRA</w:t>
+      </w:r>
     </w:p>
     <w:p>
       <w:pPr>
@@ -563,7 +635,7 @@
         <w:sectPr>
           <w:type w:val="continuous"/>
           <w:pgSz w:w="11910" w:h="16840"/>
-          <w:pgMar w:top="1620" w:right="1417" w:bottom="280" w:left="1700" w:header="720" w:footer="720" w:gutter="0"/>
+          <w:pgMar w:top="1701" w:right="1701" w:bottom="1701" w:left="2268" w:header="720" w:footer="720" w:gutter="0"/>
           <w:cols w:space="720"/>
         </w:sectPr>
       </w:pPr>
@@ -4859,7 +4931,7 @@
                     <pic:cNvPicPr/>
                   </pic:nvPicPr>
                   <pic:blipFill>
-                    <a:blip r:embed="rId8" cstate="print"/>
+                    <a:blip r:embed="rId9" cstate="print"/>
                     <a:stretch>
                       <a:fillRect/>
                     </a:stretch>
@@ -4991,7 +5063,7 @@
         </w:rPr>
         <w:lastRenderedPageBreak/>
         <w:drawing>
-          <wp:anchor distT="0" distB="0" distL="114300" distR="114300" simplePos="0" relativeHeight="251659776" behindDoc="1" locked="0" layoutInCell="1" allowOverlap="1" wp14:anchorId="454C4678" wp14:editId="7E2EDD21">
+          <wp:anchor distT="0" distB="0" distL="114300" distR="114300" simplePos="0" relativeHeight="251658752" behindDoc="1" locked="0" layoutInCell="1" allowOverlap="1" wp14:anchorId="454C4678" wp14:editId="7E2EDD21">
             <wp:simplePos x="0" y="0"/>
             <wp:positionH relativeFrom="column">
               <wp:posOffset>476250</wp:posOffset>
@@ -5014,7 +5086,7 @@
                     <pic:cNvPicPr/>
                   </pic:nvPicPr>
                   <pic:blipFill>
-                    <a:blip r:embed="rId9" cstate="print">
+                    <a:blip r:embed="rId10" cstate="print">
                       <a:extLst>
                         <a:ext uri="{28A0092B-C50C-407E-A947-70E740481C1C}">
                           <a14:useLocalDpi xmlns:a14="http://schemas.microsoft.com/office/drawing/2010/main" val="0"/>
@@ -5053,7 +5125,7 @@
         <mc:AlternateContent>
           <mc:Choice Requires="wps">
             <w:drawing>
-              <wp:anchor distT="0" distB="0" distL="114300" distR="114300" simplePos="0" relativeHeight="251657728" behindDoc="1" locked="0" layoutInCell="1" allowOverlap="1" wp14:anchorId="5CEA840E" wp14:editId="2E37586A">
+              <wp:anchor distT="0" distB="0" distL="114300" distR="114300" simplePos="0" relativeHeight="251656704" behindDoc="1" locked="0" layoutInCell="1" allowOverlap="1" wp14:anchorId="5CEA840E" wp14:editId="2E37586A">
                 <wp:simplePos x="0" y="0"/>
                 <wp:positionH relativeFrom="column">
                   <wp:posOffset>571500</wp:posOffset>
@@ -5106,15 +5178,7 @@
                                 <w:iCs w:val="0"/>
                                 <w:color w:val="auto"/>
                               </w:rPr>
-                              <w:t xml:space="preserve">Gambar </w:t>
-                            </w:r>
-                            <w:r>
-                              <w:rPr>
-                                <w:i w:val="0"/>
-                                <w:iCs w:val="0"/>
-                                <w:color w:val="auto"/>
-                              </w:rPr>
-                              <w:t xml:space="preserve">3. </w:t>
+                              <w:t xml:space="preserve">Gambar 3. </w:t>
                             </w:r>
                             <w:r>
                               <w:rPr>
@@ -5182,7 +5246,7 @@
           </mc:Choice>
           <mc:Fallback>
             <w:pict>
-              <v:shape w14:anchorId="5CEA840E" id="_x0000_s1027" type="#_x0000_t202" style="position:absolute;left:0;text-align:left;margin-left:45pt;margin-top:199.85pt;width:350pt;height:.05pt;z-index:-251658752;visibility:visible;mso-wrap-style:square;mso-wrap-distance-left:9pt;mso-wrap-distance-top:0;mso-wrap-distance-right:9pt;mso-wrap-distance-bottom:0;mso-position-horizontal:absolute;mso-position-horizontal-relative:text;mso-position-vertical:absolute;mso-position-vertical-relative:text;v-text-anchor:top" o:gfxdata="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" stroked="f">
+              <v:shape w14:anchorId="5CEA840E" id="_x0000_s1027" type="#_x0000_t202" style="position:absolute;left:0;text-align:left;margin-left:45pt;margin-top:199.85pt;width:350pt;height:.05pt;z-index:-251659776;visibility:visible;mso-wrap-style:square;mso-wrap-distance-left:9pt;mso-wrap-distance-top:0;mso-wrap-distance-right:9pt;mso-wrap-distance-bottom:0;mso-position-horizontal:absolute;mso-position-horizontal-relative:text;mso-position-vertical:absolute;mso-position-vertical-relative:text;v-text-anchor:top" o:gfxdata="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" stroked="f">
                 <v:textbox style="mso-fit-shape-to-text:t" inset="0,0,0,0">
                   <w:txbxContent>
                     <w:p>
@@ -5204,15 +5268,7 @@
                           <w:iCs w:val="0"/>
                           <w:color w:val="auto"/>
                         </w:rPr>
-                        <w:t xml:space="preserve">Gambar </w:t>
-                      </w:r>
-                      <w:r>
-                        <w:rPr>
-                          <w:i w:val="0"/>
-                          <w:iCs w:val="0"/>
-                          <w:color w:val="auto"/>
-                        </w:rPr>
-                        <w:t xml:space="preserve">3. </w:t>
+                        <w:t xml:space="preserve">Gambar 3. </w:t>
                       </w:r>
                       <w:r>
                         <w:rPr>
@@ -5342,15 +5398,7 @@
                                 <w:iCs w:val="0"/>
                                 <w:color w:val="auto"/>
                               </w:rPr>
-                              <w:t xml:space="preserve">Gambar </w:t>
-                            </w:r>
-                            <w:r>
-                              <w:rPr>
-                                <w:i w:val="0"/>
-                                <w:iCs w:val="0"/>
-                                <w:color w:val="auto"/>
-                              </w:rPr>
-                              <w:t xml:space="preserve">3. </w:t>
+                              <w:t xml:space="preserve">Gambar 3. </w:t>
                             </w:r>
                             <w:r>
                               <w:rPr>
@@ -5440,15 +5488,7 @@
                           <w:iCs w:val="0"/>
                           <w:color w:val="auto"/>
                         </w:rPr>
-                        <w:t xml:space="preserve">Gambar </w:t>
-                      </w:r>
-                      <w:r>
-                        <w:rPr>
-                          <w:i w:val="0"/>
-                          <w:iCs w:val="0"/>
-                          <w:color w:val="auto"/>
-                        </w:rPr>
-                        <w:t xml:space="preserve">3. </w:t>
+                        <w:t xml:space="preserve">Gambar 3. </w:t>
                       </w:r>
                       <w:r>
                         <w:rPr>
@@ -5535,7 +5575,7 @@
                     <pic:cNvPicPr/>
                   </pic:nvPicPr>
                   <pic:blipFill>
-                    <a:blip r:embed="rId10" cstate="print">
+                    <a:blip r:embed="rId11" cstate="print">
                       <a:extLst>
                         <a:ext uri="{28A0092B-C50C-407E-A947-70E740481C1C}">
                           <a14:useLocalDpi xmlns:a14="http://schemas.microsoft.com/office/drawing/2010/main" val="0"/>
@@ -5613,7 +5653,7 @@
                     <pic:cNvPicPr/>
                   </pic:nvPicPr>
                   <pic:blipFill>
-                    <a:blip r:embed="rId11" cstate="print">
+                    <a:blip r:embed="rId12" cstate="print">
                       <a:extLst>
                         <a:ext uri="{28A0092B-C50C-407E-A947-70E740481C1C}">
                           <a14:useLocalDpi xmlns:a14="http://schemas.microsoft.com/office/drawing/2010/main" val="0"/>
@@ -5714,15 +5754,7 @@
                                 <w:iCs w:val="0"/>
                                 <w:color w:val="auto"/>
                               </w:rPr>
-                              <w:t xml:space="preserve">Gambar </w:t>
-                            </w:r>
-                            <w:r>
-                              <w:rPr>
-                                <w:i w:val="0"/>
-                                <w:iCs w:val="0"/>
-                                <w:color w:val="auto"/>
-                              </w:rPr>
-                              <w:t xml:space="preserve">3. </w:t>
+                              <w:t xml:space="preserve">Gambar 3. </w:t>
                             </w:r>
                             <w:r>
                               <w:rPr>
@@ -5820,15 +5852,7 @@
                           <w:iCs w:val="0"/>
                           <w:color w:val="auto"/>
                         </w:rPr>
-                        <w:t xml:space="preserve">Gambar </w:t>
-                      </w:r>
-                      <w:r>
-                        <w:rPr>
-                          <w:i w:val="0"/>
-                          <w:iCs w:val="0"/>
-                          <w:color w:val="auto"/>
-                        </w:rPr>
-                        <w:t xml:space="preserve">3. </w:t>
+                        <w:t xml:space="preserve">Gambar 3. </w:t>
                       </w:r>
                       <w:r>
                         <w:rPr>
@@ -7032,4 +7056,16 @@
   <a:objectDefaults/>
   <a:extraClrSchemeLst/>
 </a:theme>
+</file>
+
+<file path=customXml/item1.xml><?xml version="1.0" encoding="utf-8"?>
+<b:Sources xmlns:b="http://schemas.openxmlformats.org/officeDocument/2006/bibliography" xmlns="http://schemas.openxmlformats.org/officeDocument/2006/bibliography" SelectedStyle="\APASixthEditionOfficeOnline.xsl" StyleName="APA" Version="6"/>
+</file>
+
+<file path=customXml/itemProps1.xml><?xml version="1.0" encoding="utf-8"?>
+<ds:datastoreItem xmlns:ds="http://schemas.openxmlformats.org/officeDocument/2006/customXml" ds:itemID="{3D7F2838-9790-4CE1-A00F-6B2609A6DA47}">
+  <ds:schemaRefs>
+    <ds:schemaRef ds:uri="http://schemas.openxmlformats.org/officeDocument/2006/bibliography"/>
+  </ds:schemaRefs>
+</ds:datastoreItem>
 </file>
--- a/docs/Kelompok 5 waroeng mie ayam mastono mahesa hakim atikah jelita.docx
+++ b/docs/Kelompok 5 waroeng mie ayam mastono mahesa hakim atikah jelita.docx
@@ -1,6 +1,6 @@
 
 <file path=word/document.xml><?xml version="1.0" encoding="utf-8"?>
-<w:document xmlns:wpc="http://schemas.microsoft.com/office/word/2010/wordprocessingCanvas" xmlns:cx="http://schemas.microsoft.com/office/drawing/2014/chartex" xmlns:cx1="http://schemas.microsoft.com/office/drawing/2015/9/8/chartex" xmlns:cx2="http://schemas.microsoft.com/office/drawing/2015/10/21/chartex" xmlns:cx3="http://schemas.microsoft.com/office/drawing/2016/5/9/chartex" xmlns:cx4="http://schemas.microsoft.com/office/drawing/2016/5/10/chartex" xmlns:cx5="http://schemas.microsoft.com/office/drawing/2016/5/11/chartex" xmlns:cx6="http://schemas.microsoft.com/office/drawing/2016/5/12/chartex" xmlns:cx7="http://schemas.microsoft.com/office/drawing/2016/5/13/chartex" xmlns:cx8="http://schemas.microsoft.com/office/drawing/2016/5/14/chartex" xmlns:mc="http://schemas.openxmlformats.org/markup-compatibility/2006" xmlns:aink="http://schemas.microsoft.com/office/drawing/2016/ink" xmlns:am3d="http://schemas.microsoft.com/office/drawing/2017/model3d" xmlns:o="urn:schemas-microsoft-com:office:office" xmlns:oel="http://schemas.microsoft.com/office/2019/extlst" xmlns:r="http://schemas.openxmlformats.org/officeDocument/2006/relationships" xmlns:m="http://schemas.openxmlformats.org/officeDocument/2006/math" xmlns:v="urn:schemas-microsoft-com:vml" xmlns:wp14="http://schemas.microsoft.com/office/word/2010/wordprocessingDrawing" xmlns:wp="http://schemas.openxmlformats.org/drawingml/2006/wordprocessingDrawing" xmlns:w10="urn:schemas-microsoft-com:office:word" xmlns:w="http://schemas.openxmlformats.org/wordprocessingml/2006/main" xmlns:w14="http://schemas.microsoft.com/office/word/2010/wordml" xmlns:w15="http://schemas.microsoft.com/office/word/2012/wordml" xmlns:w16cex="http://schemas.microsoft.com/office/word/2018/wordml/cex" xmlns:w16cid="http://schemas.microsoft.com/office/word/2016/wordml/cid" xmlns:w16="http://schemas.microsoft.com/office/word/2018/wordml" xmlns:w16du="http://schemas.microsoft.com/office/word/2023/wordml/word16du" xmlns:w16sdtdh="http://schemas.microsoft.com/office/word/2020/wordml/sdtdatahash" xmlns:w16sdtfl="http://schemas.microsoft.com/office/word/2024/wordml/sdtformatlock" xmlns:w16se="http://schemas.microsoft.com/office/word/2015/wordml/symex" xmlns:wpg="http://schemas.microsoft.com/office/word/2010/wordprocessingGroup" xmlns:wpi="http://schemas.microsoft.com/office/word/2010/wordprocessingInk" xmlns:wne="http://schemas.microsoft.com/office/word/2006/wordml" xmlns:wps="http://schemas.microsoft.com/office/word/2010/wordprocessingShape" mc:Ignorable="w14 w15 w16se w16cid w16 w16cex w16sdtdh w16sdtfl w16du wp14">
+<w:document xmlns:wpc="http://schemas.microsoft.com/office/word/2010/wordprocessingCanvas" xmlns:mc="http://schemas.openxmlformats.org/markup-compatibility/2006" xmlns:o="urn:schemas-microsoft-com:office:office" xmlns:r="http://schemas.openxmlformats.org/officeDocument/2006/relationships" xmlns:m="http://schemas.openxmlformats.org/officeDocument/2006/math" xmlns:v="urn:schemas-microsoft-com:vml" xmlns:wp14="http://schemas.microsoft.com/office/word/2010/wordprocessingDrawing" xmlns:wp="http://schemas.openxmlformats.org/drawingml/2006/wordprocessingDrawing" xmlns:w10="urn:schemas-microsoft-com:office:word" xmlns:w="http://schemas.openxmlformats.org/wordprocessingml/2006/main" xmlns:w14="http://schemas.microsoft.com/office/word/2010/wordml" xmlns:w15="http://schemas.microsoft.com/office/word/2012/wordml" xmlns:wpg="http://schemas.microsoft.com/office/word/2010/wordprocessingGroup" xmlns:wpi="http://schemas.microsoft.com/office/word/2010/wordprocessingInk" xmlns:wne="http://schemas.microsoft.com/office/word/2006/wordml" xmlns:wps="http://schemas.microsoft.com/office/word/2010/wordprocessingShape" mc:Ignorable="w14 w15 wp14">
   <w:body>
     <w:p>
       <w:pPr>
@@ -186,6 +186,7 @@
         <w:rPr>
           <w:noProof/>
           <w:sz w:val="20"/>
+          <w:lang w:val="en-US"/>
         </w:rPr>
         <w:drawing>
           <wp:anchor distT="0" distB="0" distL="0" distR="0" simplePos="0" relativeHeight="487587840" behindDoc="1" locked="0" layoutInCell="1" allowOverlap="1" wp14:anchorId="2AEC5DA2" wp14:editId="48D0CF77">
@@ -952,7 +953,14 @@
                 <w:spacing w:val="-2"/>
                 <w:sz w:val="24"/>
               </w:rPr>
-              <w:t>Ayam Mastono</w:t>
+              <w:t xml:space="preserve">Ayam </w:t>
+            </w:r>
+            <w:r>
+              <w:rPr>
+                <w:spacing w:val="-2"/>
+                <w:sz w:val="24"/>
+              </w:rPr>
+              <w:t>Mastono</w:t>
             </w:r>
           </w:p>
         </w:tc>
@@ -1828,7 +1836,13 @@
               <w:rPr>
                 <w:sz w:val="24"/>
               </w:rPr>
-              <w:t>bahan makanan, pencatatan stok masuk, pencatatan stok keluar/pemakaian, monitoring jumlah stok, status stok, dan penyajian informasi stok melalui dashboard.</w:t>
+              <w:t xml:space="preserve">bahan makanan, pencatatan stok masuk, pencatatan stok keluar/pemakaian, monitoring jumlah stok, status stok, dan penyajian informasi stok melalui </w:t>
+            </w:r>
+            <w:r>
+              <w:rPr>
+                <w:sz w:val="24"/>
+              </w:rPr>
+              <w:t>dashboard.</w:t>
             </w:r>
           </w:p>
         </w:tc>
@@ -2464,7 +2478,13 @@
               <w:rPr>
                 <w:sz w:val="24"/>
               </w:rPr>
-              <w:t>identifikasi kebutuhan, analisis, perancangan,</w:t>
+              <w:t xml:space="preserve">identifikasi kebutuhan, analisis, </w:t>
+            </w:r>
+            <w:r>
+              <w:rPr>
+                <w:sz w:val="24"/>
+              </w:rPr>
+              <w:t>perancangan,</w:t>
             </w:r>
           </w:p>
           <w:p>
@@ -3613,7 +3633,13 @@
               <w:rPr>
                 <w:sz w:val="24"/>
               </w:rPr>
-              <w:t>kondisi stok bahan</w:t>
+              <w:t>kondisi stok</w:t>
+            </w:r>
+            <w:r>
+              <w:rPr>
+                <w:sz w:val="24"/>
+              </w:rPr>
+              <w:t xml:space="preserve"> bahan</w:t>
             </w:r>
           </w:p>
           <w:p>
@@ -4691,6 +4717,7 @@
       <w:r>
         <w:rPr>
           <w:noProof/>
+          <w:lang w:val="en-US"/>
         </w:rPr>
         <mc:AlternateContent>
           <mc:Choice Requires="wps">
@@ -4822,7 +4849,7 @@
                 <v:stroke joinstyle="miter"/>
                 <v:path gradientshapeok="t" o:connecttype="rect"/>
               </v:shapetype>
-              <v:shape id="Text Box 1" o:spid="_x0000_s1026" type="#_x0000_t202" style="position:absolute;left:0;text-align:left;margin-left:174.5pt;margin-top:253.55pt;width:164pt;height:.05pt;z-index:-15726080;visibility:visible;mso-wrap-style:square;mso-width-percent:0;mso-wrap-distance-left:9pt;mso-wrap-distance-top:0;mso-wrap-distance-right:9pt;mso-wrap-distance-bottom:0;mso-position-horizontal:absolute;mso-position-horizontal-relative:text;mso-position-vertical:absolute;mso-position-vertical-relative:text;mso-width-percent:0;mso-width-relative:margin;v-text-anchor:top" o:gfxdata="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" stroked="f">
+              <v:shape id="Text Box 1" o:spid="_x0000_s1026" type="#_x0000_t202" style="position:absolute;left:0;text-align:left;margin-left:174.5pt;margin-top:253.55pt;width:164pt;height:.05pt;z-index:-15726080;visibility:visible;mso-wrap-style:square;mso-width-percent:0;mso-wrap-distance-left:9pt;mso-wrap-distance-top:0;mso-wrap-distance-right:9pt;mso-wrap-distance-bottom:0;mso-position-horizontal:absolute;mso-position-horizontal-relative:text;mso-position-vertical:absolute;mso-position-vertical-relative:text;mso-width-percent:0;mso-width-relative:margin;v-text-anchor:top" o:gfxdata="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" stroked="f">
                 <v:textbox style="mso-fit-shape-to-text:t" inset="0,0,0,0">
                   <w:txbxContent>
                     <w:p>
@@ -4906,6 +4933,7 @@
         <w:rPr>
           <w:noProof/>
           <w:sz w:val="24"/>
+          <w:lang w:val="en-US"/>
         </w:rPr>
         <w:drawing>
           <wp:anchor distT="0" distB="0" distL="0" distR="0" simplePos="0" relativeHeight="487588352" behindDoc="1" locked="0" layoutInCell="1" allowOverlap="1" wp14:anchorId="0DB3EA3D" wp14:editId="4A2DF01D">
@@ -5062,6 +5090,355 @@
           <w:noProof/>
         </w:rPr>
         <w:lastRenderedPageBreak/>
+        <mc:AlternateContent>
+          <mc:Choice Requires="wps">
+            <w:drawing>
+              <wp:anchor distT="0" distB="0" distL="114300" distR="114300" simplePos="0" relativeHeight="487593472" behindDoc="1" locked="0" layoutInCell="1" allowOverlap="1" wp14:anchorId="4CC452D4" wp14:editId="34C70530">
+                <wp:simplePos x="0" y="0"/>
+                <wp:positionH relativeFrom="column">
+                  <wp:posOffset>516255</wp:posOffset>
+                </wp:positionH>
+                <wp:positionV relativeFrom="paragraph">
+                  <wp:posOffset>2513965</wp:posOffset>
+                </wp:positionV>
+                <wp:extent cx="4511040" cy="635"/>
+                <wp:effectExtent l="0" t="0" r="0" b="0"/>
+                <wp:wrapNone/>
+                <wp:docPr id="4" name="Text Box 4"/>
+                <wp:cNvGraphicFramePr/>
+                <a:graphic xmlns:a="http://schemas.openxmlformats.org/drawingml/2006/main">
+                  <a:graphicData uri="http://schemas.microsoft.com/office/word/2010/wordprocessingShape">
+                    <wps:wsp>
+                      <wps:cNvSpPr txBox="1"/>
+                      <wps:spPr>
+                        <a:xfrm>
+                          <a:off x="0" y="0"/>
+                          <a:ext cx="4511040" cy="635"/>
+                        </a:xfrm>
+                        <a:prstGeom prst="rect">
+                          <a:avLst/>
+                        </a:prstGeom>
+                        <a:solidFill>
+                          <a:prstClr val="white"/>
+                        </a:solidFill>
+                        <a:ln>
+                          <a:noFill/>
+                        </a:ln>
+                        <a:effectLst/>
+                      </wps:spPr>
+                      <wps:txbx>
+                        <w:txbxContent>
+                          <w:p>
+                            <w:pPr>
+                              <w:pStyle w:val="Caption"/>
+                              <w:jc w:val="center"/>
+                              <w:rPr>
+                                <w:i w:val="0"/>
+                                <w:noProof/>
+                                <w:color w:val="000000" w:themeColor="text1"/>
+                              </w:rPr>
+                            </w:pPr>
+                            <w:r>
+                              <w:rPr>
+                                <w:i w:val="0"/>
+                                <w:color w:val="000000" w:themeColor="text1"/>
+                              </w:rPr>
+                              <w:t xml:space="preserve">Gambar 3. </w:t>
+                            </w:r>
+                            <w:r>
+                              <w:rPr>
+                                <w:i w:val="0"/>
+                                <w:color w:val="000000" w:themeColor="text1"/>
+                              </w:rPr>
+                              <w:fldChar w:fldCharType="begin"/>
+                            </w:r>
+                            <w:r>
+                              <w:rPr>
+                                <w:i w:val="0"/>
+                                <w:color w:val="000000" w:themeColor="text1"/>
+                              </w:rPr>
+                              <w:instrText xml:space="preserve"> SEQ Gambar_3. \* ARABIC </w:instrText>
+                            </w:r>
+                            <w:r>
+                              <w:rPr>
+                                <w:i w:val="0"/>
+                                <w:color w:val="000000" w:themeColor="text1"/>
+                              </w:rPr>
+                              <w:fldChar w:fldCharType="separate"/>
+                            </w:r>
+                            <w:r>
+                              <w:rPr>
+                                <w:i w:val="0"/>
+                                <w:noProof/>
+                                <w:color w:val="000000" w:themeColor="text1"/>
+                              </w:rPr>
+                              <w:t>2</w:t>
+                            </w:r>
+                            <w:r>
+                              <w:rPr>
+                                <w:i w:val="0"/>
+                                <w:color w:val="000000" w:themeColor="text1"/>
+                              </w:rPr>
+                              <w:fldChar w:fldCharType="end"/>
+                            </w:r>
+                            <w:r>
+                              <w:rPr>
+                                <w:i w:val="0"/>
+                                <w:color w:val="000000" w:themeColor="text1"/>
+                              </w:rPr>
+                              <w:t xml:space="preserve"> wawancara bersama penanggung jawab warung</w:t>
+                            </w:r>
+                          </w:p>
+                        </w:txbxContent>
+                      </wps:txbx>
+                      <wps:bodyPr rot="0" spcFirstLastPara="0" vertOverflow="overflow" horzOverflow="overflow" vert="horz" wrap="square" lIns="0" tIns="0" rIns="0" bIns="0" numCol="1" spcCol="0" rtlCol="0" fromWordArt="0" anchor="t" anchorCtr="0" forceAA="0" compatLnSpc="1">
+                        <a:prstTxWarp prst="textNoShape">
+                          <a:avLst/>
+                        </a:prstTxWarp>
+                        <a:spAutoFit/>
+                      </wps:bodyPr>
+                    </wps:wsp>
+                  </a:graphicData>
+                </a:graphic>
+              </wp:anchor>
+            </w:drawing>
+          </mc:Choice>
+          <mc:Fallback>
+            <w:pict>
+              <v:shape w14:anchorId="4CC452D4" id="Text Box 4" o:spid="_x0000_s1027" type="#_x0000_t202" style="position:absolute;left:0;text-align:left;margin-left:40.65pt;margin-top:197.95pt;width:355.2pt;height:.05pt;z-index:-15723008;visibility:visible;mso-wrap-style:square;mso-wrap-distance-left:9pt;mso-wrap-distance-top:0;mso-wrap-distance-right:9pt;mso-wrap-distance-bottom:0;mso-position-horizontal:absolute;mso-position-horizontal-relative:text;mso-position-vertical:absolute;mso-position-vertical-relative:text;v-text-anchor:top" o:gfxdata="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" stroked="f">
+                <v:textbox style="mso-fit-shape-to-text:t" inset="0,0,0,0">
+                  <w:txbxContent>
+                    <w:p>
+                      <w:pPr>
+                        <w:pStyle w:val="Caption"/>
+                        <w:jc w:val="center"/>
+                        <w:rPr>
+                          <w:i w:val="0"/>
+                          <w:noProof/>
+                          <w:color w:val="000000" w:themeColor="text1"/>
+                        </w:rPr>
+                      </w:pPr>
+                      <w:r>
+                        <w:rPr>
+                          <w:i w:val="0"/>
+                          <w:color w:val="000000" w:themeColor="text1"/>
+                        </w:rPr>
+                        <w:t xml:space="preserve">Gambar 3. </w:t>
+                      </w:r>
+                      <w:r>
+                        <w:rPr>
+                          <w:i w:val="0"/>
+                          <w:color w:val="000000" w:themeColor="text1"/>
+                        </w:rPr>
+                        <w:fldChar w:fldCharType="begin"/>
+                      </w:r>
+                      <w:r>
+                        <w:rPr>
+                          <w:i w:val="0"/>
+                          <w:color w:val="000000" w:themeColor="text1"/>
+                        </w:rPr>
+                        <w:instrText xml:space="preserve"> SEQ Gambar_3. \* ARABIC </w:instrText>
+                      </w:r>
+                      <w:r>
+                        <w:rPr>
+                          <w:i w:val="0"/>
+                          <w:color w:val="000000" w:themeColor="text1"/>
+                        </w:rPr>
+                        <w:fldChar w:fldCharType="separate"/>
+                      </w:r>
+                      <w:r>
+                        <w:rPr>
+                          <w:i w:val="0"/>
+                          <w:noProof/>
+                          <w:color w:val="000000" w:themeColor="text1"/>
+                        </w:rPr>
+                        <w:t>2</w:t>
+                      </w:r>
+                      <w:r>
+                        <w:rPr>
+                          <w:i w:val="0"/>
+                          <w:color w:val="000000" w:themeColor="text1"/>
+                        </w:rPr>
+                        <w:fldChar w:fldCharType="end"/>
+                      </w:r>
+                      <w:r>
+                        <w:rPr>
+                          <w:i w:val="0"/>
+                          <w:color w:val="000000" w:themeColor="text1"/>
+                        </w:rPr>
+                        <w:t xml:space="preserve"> wawancara bersama penanggung jawab warung</w:t>
+                      </w:r>
+                    </w:p>
+                  </w:txbxContent>
+                </v:textbox>
+              </v:shape>
+            </w:pict>
+          </mc:Fallback>
+        </mc:AlternateContent>
+      </w:r>
+      <w:r>
+        <w:rPr>
+          <w:noProof/>
+          <w:lang w:val="en-US"/>
+        </w:rPr>
+        <w:drawing>
+          <wp:anchor distT="0" distB="0" distL="114300" distR="114300" simplePos="0" relativeHeight="487591424" behindDoc="1" locked="0" layoutInCell="1" allowOverlap="1" wp14:anchorId="05FDEB1F" wp14:editId="5604555E">
+            <wp:simplePos x="0" y="0"/>
+            <wp:positionH relativeFrom="column">
+              <wp:posOffset>516387</wp:posOffset>
+            </wp:positionH>
+            <wp:positionV relativeFrom="paragraph">
+              <wp:posOffset>-122447</wp:posOffset>
+            </wp:positionV>
+            <wp:extent cx="4511409" cy="2579298"/>
+            <wp:effectExtent l="0" t="0" r="3810" b="0"/>
+            <wp:wrapNone/>
+            <wp:docPr id="3" name="Picture 3"/>
+            <wp:cNvGraphicFramePr>
+              <a:graphicFrameLocks xmlns:a="http://schemas.openxmlformats.org/drawingml/2006/main" noChangeAspect="1"/>
+            </wp:cNvGraphicFramePr>
+            <a:graphic xmlns:a="http://schemas.openxmlformats.org/drawingml/2006/main">
+              <a:graphicData uri="http://schemas.openxmlformats.org/drawingml/2006/picture">
+                <pic:pic xmlns:pic="http://schemas.openxmlformats.org/drawingml/2006/picture">
+                  <pic:nvPicPr>
+                    <pic:cNvPr id="3" name="WhatsApp Image 2026-10-07 at 11.11.24.jpeg"/>
+                    <pic:cNvPicPr/>
+                  </pic:nvPicPr>
+                  <pic:blipFill>
+                    <a:blip r:embed="rId10" cstate="print">
+                      <a:extLst>
+                        <a:ext uri="{28A0092B-C50C-407E-A947-70E740481C1C}">
+                          <a14:useLocalDpi xmlns:a14="http://schemas.microsoft.com/office/drawing/2010/main" val="0"/>
+                        </a:ext>
+                      </a:extLst>
+                    </a:blip>
+                    <a:stretch>
+                      <a:fillRect/>
+                    </a:stretch>
+                  </pic:blipFill>
+                  <pic:spPr>
+                    <a:xfrm>
+                      <a:off x="0" y="0"/>
+                      <a:ext cx="4530097" cy="2589982"/>
+                    </a:xfrm>
+                    <a:prstGeom prst="rect">
+                      <a:avLst/>
+                    </a:prstGeom>
+                  </pic:spPr>
+                </pic:pic>
+              </a:graphicData>
+            </a:graphic>
+            <wp14:sizeRelH relativeFrom="margin">
+              <wp14:pctWidth>0</wp14:pctWidth>
+            </wp14:sizeRelH>
+            <wp14:sizeRelV relativeFrom="margin">
+              <wp14:pctHeight>0</wp14:pctHeight>
+            </wp14:sizeRelV>
+          </wp:anchor>
+        </w:drawing>
+      </w:r>
+    </w:p>
+    <w:p>
+      <w:pPr>
+        <w:ind w:firstLine="720"/>
+      </w:pPr>
+    </w:p>
+    <w:p>
+      <w:pPr>
+        <w:ind w:firstLine="720"/>
+      </w:pPr>
+    </w:p>
+    <w:p>
+      <w:pPr>
+        <w:ind w:firstLine="720"/>
+      </w:pPr>
+    </w:p>
+    <w:p>
+      <w:pPr>
+        <w:ind w:firstLine="720"/>
+      </w:pPr>
+    </w:p>
+    <w:p>
+      <w:pPr>
+        <w:ind w:firstLine="720"/>
+      </w:pPr>
+    </w:p>
+    <w:p>
+      <w:pPr>
+        <w:ind w:firstLine="720"/>
+      </w:pPr>
+    </w:p>
+    <w:p>
+      <w:pPr>
+        <w:ind w:firstLine="720"/>
+      </w:pPr>
+    </w:p>
+    <w:p>
+      <w:pPr>
+        <w:ind w:firstLine="720"/>
+      </w:pPr>
+    </w:p>
+    <w:p>
+      <w:pPr>
+        <w:ind w:firstLine="720"/>
+      </w:pPr>
+    </w:p>
+    <w:p>
+      <w:pPr>
+        <w:ind w:firstLine="720"/>
+      </w:pPr>
+    </w:p>
+    <w:p>
+      <w:pPr>
+        <w:ind w:firstLine="720"/>
+      </w:pPr>
+    </w:p>
+    <w:p>
+      <w:pPr>
+        <w:ind w:firstLine="720"/>
+      </w:pPr>
+    </w:p>
+    <w:p>
+      <w:pPr>
+        <w:ind w:firstLine="720"/>
+      </w:pPr>
+    </w:p>
+    <w:p>
+      <w:pPr>
+        <w:ind w:firstLine="720"/>
+      </w:pPr>
+    </w:p>
+    <w:p>
+      <w:pPr>
+        <w:ind w:firstLine="720"/>
+      </w:pPr>
+    </w:p>
+    <w:p>
+      <w:pPr>
+        <w:ind w:firstLine="720"/>
+      </w:pPr>
+    </w:p>
+    <w:p>
+      <w:pPr>
+        <w:ind w:firstLine="720"/>
+      </w:pPr>
+    </w:p>
+    <w:p>
+      <w:pPr>
+        <w:ind w:firstLine="720"/>
+      </w:pPr>
+      <w:bookmarkStart w:id="0" w:name="_GoBack"/>
+      <w:bookmarkEnd w:id="0"/>
+    </w:p>
+    <w:p>
+      <w:pPr>
+        <w:ind w:firstLine="720"/>
+      </w:pPr>
+      <w:r>
+        <w:rPr>
+          <w:noProof/>
+          <w:lang w:val="en-US"/>
+        </w:rPr>
         <w:drawing>
           <wp:anchor distT="0" distB="0" distL="114300" distR="114300" simplePos="0" relativeHeight="251658752" behindDoc="1" locked="0" layoutInCell="1" allowOverlap="1" wp14:anchorId="454C4678" wp14:editId="7E2EDD21">
             <wp:simplePos x="0" y="0"/>
@@ -5086,7 +5463,7 @@
                     <pic:cNvPicPr/>
                   </pic:nvPicPr>
                   <pic:blipFill>
-                    <a:blip r:embed="rId10" cstate="print">
+                    <a:blip r:embed="rId11" cstate="print">
                       <a:extLst>
                         <a:ext uri="{28A0092B-C50C-407E-A947-70E740481C1C}">
                           <a14:useLocalDpi xmlns:a14="http://schemas.microsoft.com/office/drawing/2010/main" val="0"/>
@@ -5121,6 +5498,7 @@
       <w:r>
         <w:rPr>
           <w:noProof/>
+          <w:lang w:val="en-US"/>
         </w:rPr>
         <mc:AlternateContent>
           <mc:Choice Requires="wps">
@@ -5211,7 +5589,7 @@
                                 <w:noProof/>
                                 <w:color w:val="auto"/>
                               </w:rPr>
-                              <w:t>2</w:t>
+                              <w:t>3</w:t>
                             </w:r>
                             <w:r>
                               <w:rPr>
@@ -5246,7 +5624,7 @@
           </mc:Choice>
           <mc:Fallback>
             <w:pict>
-              <v:shape w14:anchorId="5CEA840E" id="_x0000_s1027" type="#_x0000_t202" style="position:absolute;left:0;text-align:left;margin-left:45pt;margin-top:199.85pt;width:350pt;height:.05pt;z-index:-251659776;visibility:visible;mso-wrap-style:square;mso-wrap-distance-left:9pt;mso-wrap-distance-top:0;mso-wrap-distance-right:9pt;mso-wrap-distance-bottom:0;mso-position-horizontal:absolute;mso-position-horizontal-relative:text;mso-position-vertical:absolute;mso-position-vertical-relative:text;v-text-anchor:top" o:gfxdata="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" stroked="f">
+              <v:shape w14:anchorId="5CEA840E" id="_x0000_s1028" type="#_x0000_t202" style="position:absolute;left:0;text-align:left;margin-left:45pt;margin-top:199.85pt;width:350pt;height:.05pt;z-index:-251659776;visibility:visible;mso-wrap-style:square;mso-wrap-distance-left:9pt;mso-wrap-distance-top:0;mso-wrap-distance-right:9pt;mso-wrap-distance-bottom:0;mso-position-horizontal:absolute;mso-position-horizontal-relative:text;mso-position-vertical:absolute;mso-position-vertical-relative:text;v-text-anchor:top" o:gfxdata="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" stroked="f">
                 <v:textbox style="mso-fit-shape-to-text:t" inset="0,0,0,0">
                   <w:txbxContent>
                     <w:p>
@@ -5301,7 +5679,7 @@
                           <w:noProof/>
                           <w:color w:val="auto"/>
                         </w:rPr>
-                        <w:t>2</w:t>
+                        <w:t>3</w:t>
                       </w:r>
                       <w:r>
                         <w:rPr>
@@ -5337,10 +5715,14 @@
     <w:p/>
     <w:p/>
     <w:p/>
+    <w:p/>
+    <w:p/>
+    <w:p/>
     <w:p>
       <w:r>
         <w:rPr>
           <w:noProof/>
+          <w:lang w:val="en-US"/>
         </w:rPr>
         <mc:AlternateContent>
           <mc:Choice Requires="wps">
@@ -5431,7 +5813,7 @@
                                 <w:noProof/>
                                 <w:color w:val="auto"/>
                               </w:rPr>
-                              <w:t>3</w:t>
+                              <w:t>4</w:t>
                             </w:r>
                             <w:r>
                               <w:rPr>
@@ -5466,7 +5848,7 @@
           </mc:Choice>
           <mc:Fallback>
             <w:pict>
-              <v:shape w14:anchorId="1BEBA812" id="_x0000_s1028" type="#_x0000_t202" style="position:absolute;margin-left:43.95pt;margin-top:279.95pt;width:351.9pt;height:.05pt;z-index:-251648512;visibility:visible;mso-wrap-style:square;mso-wrap-distance-left:9pt;mso-wrap-distance-top:0;mso-wrap-distance-right:9pt;mso-wrap-distance-bottom:0;mso-position-horizontal:absolute;mso-position-horizontal-relative:text;mso-position-vertical:absolute;mso-position-vertical-relative:text;v-text-anchor:top" o:gfxdata="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" stroked="f">
+              <v:shape w14:anchorId="1BEBA812" id="_x0000_s1029" type="#_x0000_t202" style="position:absolute;margin-left:43.95pt;margin-top:279.95pt;width:351.9pt;height:.05pt;z-index:-251648512;visibility:visible;mso-wrap-style:square;mso-wrap-distance-left:9pt;mso-wrap-distance-top:0;mso-wrap-distance-right:9pt;mso-wrap-distance-bottom:0;mso-position-horizontal:absolute;mso-position-horizontal-relative:text;mso-position-vertical:absolute;mso-position-vertical-relative:text;v-text-anchor:top" o:gfxdata="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" stroked="f">
                 <v:textbox style="mso-fit-shape-to-text:t" inset="0,0,0,0">
                   <w:txbxContent>
                     <w:p>
@@ -5521,7 +5903,7 @@
                           <w:noProof/>
                           <w:color w:val="auto"/>
                         </w:rPr>
-                        <w:t>3</w:t>
+                        <w:t>4</w:t>
                       </w:r>
                       <w:r>
                         <w:rPr>
@@ -5550,6 +5932,7 @@
       <w:r>
         <w:rPr>
           <w:noProof/>
+          <w:lang w:val="en-US"/>
         </w:rPr>
         <w:drawing>
           <wp:anchor distT="0" distB="0" distL="114300" distR="114300" simplePos="0" relativeHeight="251664896" behindDoc="1" locked="0" layoutInCell="1" allowOverlap="1" wp14:anchorId="3433B349" wp14:editId="592F1469">
@@ -5575,7 +5958,7 @@
                     <pic:cNvPicPr/>
                   </pic:nvPicPr>
                   <pic:blipFill>
-                    <a:blip r:embed="rId11" cstate="print">
+                    <a:blip r:embed="rId12" cstate="print">
                       <a:extLst>
                         <a:ext uri="{28A0092B-C50C-407E-A947-70E740481C1C}">
                           <a14:useLocalDpi xmlns:a14="http://schemas.microsoft.com/office/drawing/2010/main" val="0"/>
@@ -5628,6 +6011,7 @@
       <w:r>
         <w:rPr>
           <w:noProof/>
+          <w:lang w:val="en-US"/>
         </w:rPr>
         <w:drawing>
           <wp:anchor distT="0" distB="0" distL="114300" distR="114300" simplePos="0" relativeHeight="251679232" behindDoc="1" locked="0" layoutInCell="1" allowOverlap="1" wp14:anchorId="51499E96" wp14:editId="116134B1">
@@ -5653,7 +6037,7 @@
                     <pic:cNvPicPr/>
                   </pic:nvPicPr>
                   <pic:blipFill>
-                    <a:blip r:embed="rId12" cstate="print">
+                    <a:blip r:embed="rId13" cstate="print">
                       <a:extLst>
                         <a:ext uri="{28A0092B-C50C-407E-A947-70E740481C1C}">
                           <a14:useLocalDpi xmlns:a14="http://schemas.microsoft.com/office/drawing/2010/main" val="0"/>
@@ -5697,6 +6081,7 @@
       <w:r>
         <w:rPr>
           <w:noProof/>
+          <w:lang w:val="en-US"/>
         </w:rPr>
         <mc:AlternateContent>
           <mc:Choice Requires="wps">
@@ -5787,7 +6172,7 @@
                                 <w:noProof/>
                                 <w:color w:val="auto"/>
                               </w:rPr>
-                              <w:t>4</w:t>
+                              <w:t>5</w:t>
                             </w:r>
                             <w:r>
                               <w:rPr>
@@ -5830,7 +6215,7 @@
           </mc:Choice>
           <mc:Fallback>
             <w:pict>
-              <v:shape w14:anchorId="53CFCE5A" id="_x0000_s1029" type="#_x0000_t202" style="position:absolute;margin-left:39.5pt;margin-top:190.75pt;width:360.9pt;height:.05pt;z-index:-251633152;visibility:visible;mso-wrap-style:square;mso-wrap-distance-left:9pt;mso-wrap-distance-top:0;mso-wrap-distance-right:9pt;mso-wrap-distance-bottom:0;mso-position-horizontal:absolute;mso-position-horizontal-relative:text;mso-position-vertical:absolute;mso-position-vertical-relative:text;v-text-anchor:top" o:gfxdata="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" stroked="f">
+              <v:shape w14:anchorId="53CFCE5A" id="_x0000_s1030" type="#_x0000_t202" style="position:absolute;margin-left:39.5pt;margin-top:190.75pt;width:360.9pt;height:.05pt;z-index:-251633152;visibility:visible;mso-wrap-style:square;mso-wrap-distance-left:9pt;mso-wrap-distance-top:0;mso-wrap-distance-right:9pt;mso-wrap-distance-bottom:0;mso-position-horizontal:absolute;mso-position-horizontal-relative:text;mso-position-vertical:absolute;mso-position-vertical-relative:text;v-text-anchor:top" o:gfxdata="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" stroked="f">
                 <v:textbox style="mso-fit-shape-to-text:t" inset="0,0,0,0">
                   <w:txbxContent>
                     <w:p>
@@ -5885,7 +6270,7 @@
                           <w:noProof/>
                           <w:color w:val="auto"/>
                         </w:rPr>
-                        <w:t>4</w:t>
+                        <w:t>5</w:t>
                       </w:r>
                       <w:r>
                         <w:rPr>
@@ -5931,7 +6316,7 @@
 </file>
 
 <file path=word/endnotes.xml><?xml version="1.0" encoding="utf-8"?>
-<w:endnotes xmlns:wpc="http://schemas.microsoft.com/office/word/2010/wordprocessingCanvas" xmlns:cx="http://schemas.microsoft.com/office/drawing/2014/chartex" xmlns:cx1="http://schemas.microsoft.com/office/drawing/2015/9/8/chartex" xmlns:cx2="http://schemas.microsoft.com/office/drawing/2015/10/21/chartex" xmlns:cx3="http://schemas.microsoft.com/office/drawing/2016/5/9/chartex" xmlns:cx4="http://schemas.microsoft.com/office/drawing/2016/5/10/chartex" xmlns:cx5="http://schemas.microsoft.com/office/drawing/2016/5/11/chartex" xmlns:cx6="http://schemas.microsoft.com/office/drawing/2016/5/12/chartex" xmlns:cx7="http://schemas.microsoft.com/office/drawing/2016/5/13/chartex" xmlns:cx8="http://schemas.microsoft.com/office/drawing/2016/5/14/chartex" xmlns:mc="http://schemas.openxmlformats.org/markup-compatibility/2006" xmlns:aink="http://schemas.microsoft.com/office/drawing/2016/ink" xmlns:am3d="http://schemas.microsoft.com/office/drawing/2017/model3d" xmlns:o="urn:schemas-microsoft-com:office:office" xmlns:oel="http://schemas.microsoft.com/office/2019/extlst" xmlns:r="http://schemas.openxmlformats.org/officeDocument/2006/relationships" xmlns:m="http://schemas.openxmlformats.org/officeDocument/2006/math" xmlns:v="urn:schemas-microsoft-com:vml" xmlns:wp14="http://schemas.microsoft.com/office/word/2010/wordprocessingDrawing" xmlns:wp="http://schemas.openxmlformats.org/drawingml/2006/wordprocessingDrawing" xmlns:w10="urn:schemas-microsoft-com:office:word" xmlns:w="http://schemas.openxmlformats.org/wordprocessingml/2006/main" xmlns:w14="http://schemas.microsoft.com/office/word/2010/wordml" xmlns:w15="http://schemas.microsoft.com/office/word/2012/wordml" xmlns:w16cex="http://schemas.microsoft.com/office/word/2018/wordml/cex" xmlns:w16cid="http://schemas.microsoft.com/office/word/2016/wordml/cid" xmlns:w16="http://schemas.microsoft.com/office/word/2018/wordml" xmlns:w16du="http://schemas.microsoft.com/office/word/2023/wordml/word16du" xmlns:w16sdtdh="http://schemas.microsoft.com/office/word/2020/wordml/sdtdatahash" xmlns:w16sdtfl="http://schemas.microsoft.com/office/word/2024/wordml/sdtformatlock" xmlns:w16se="http://schemas.microsoft.com/office/word/2015/wordml/symex" xmlns:wpg="http://schemas.microsoft.com/office/word/2010/wordprocessingGroup" xmlns:wpi="http://schemas.microsoft.com/office/word/2010/wordprocessingInk" xmlns:wne="http://schemas.microsoft.com/office/word/2006/wordml" xmlns:wps="http://schemas.microsoft.com/office/word/2010/wordprocessingShape" mc:Ignorable="w14 w15 w16se w16cid w16 w16cex w16sdtdh w16sdtfl w16du wp14">
+<w:endnotes xmlns:wpc="http://schemas.microsoft.com/office/word/2010/wordprocessingCanvas" xmlns:mc="http://schemas.openxmlformats.org/markup-compatibility/2006" xmlns:o="urn:schemas-microsoft-com:office:office" xmlns:r="http://schemas.openxmlformats.org/officeDocument/2006/relationships" xmlns:m="http://schemas.openxmlformats.org/officeDocument/2006/math" xmlns:v="urn:schemas-microsoft-com:vml" xmlns:wp14="http://schemas.microsoft.com/office/word/2010/wordprocessingDrawing" xmlns:wp="http://schemas.openxmlformats.org/drawingml/2006/wordprocessingDrawing" xmlns:w10="urn:schemas-microsoft-com:office:word" xmlns:w="http://schemas.openxmlformats.org/wordprocessingml/2006/main" xmlns:w14="http://schemas.microsoft.com/office/word/2010/wordml" xmlns:w15="http://schemas.microsoft.com/office/word/2012/wordml" xmlns:wpg="http://schemas.microsoft.com/office/word/2010/wordprocessingGroup" xmlns:wpi="http://schemas.microsoft.com/office/word/2010/wordprocessingInk" xmlns:wne="http://schemas.microsoft.com/office/word/2006/wordml" xmlns:wps="http://schemas.microsoft.com/office/word/2010/wordprocessingShape" mc:Ignorable="w14 w15 wp14">
   <w:endnote w:type="separator" w:id="-1">
     <w:p>
       <w:r>
@@ -5950,7 +6335,7 @@
 </file>
 
 <file path=word/footnotes.xml><?xml version="1.0" encoding="utf-8"?>
-<w:footnotes xmlns:wpc="http://schemas.microsoft.com/office/word/2010/wordprocessingCanvas" xmlns:cx="http://schemas.microsoft.com/office/drawing/2014/chartex" xmlns:cx1="http://schemas.microsoft.com/office/drawing/2015/9/8/chartex" xmlns:cx2="http://schemas.microsoft.com/office/drawing/2015/10/21/chartex" xmlns:cx3="http://schemas.microsoft.com/office/drawing/2016/5/9/chartex" xmlns:cx4="http://schemas.microsoft.com/office/drawing/2016/5/10/chartex" xmlns:cx5="http://schemas.microsoft.com/office/drawing/2016/5/11/chartex" xmlns:cx6="http://schemas.microsoft.com/office/drawing/2016/5/12/chartex" xmlns:cx7="http://schemas.microsoft.com/office/drawing/2016/5/13/chartex" xmlns:cx8="http://schemas.microsoft.com/office/drawing/2016/5/14/chartex" xmlns:mc="http://schemas.openxmlformats.org/markup-compatibility/2006" xmlns:aink="http://schemas.microsoft.com/office/drawing/2016/ink" xmlns:am3d="http://schemas.microsoft.com/office/drawing/2017/model3d" xmlns:o="urn:schemas-microsoft-com:office:office" xmlns:oel="http://schemas.microsoft.com/office/2019/extlst" xmlns:r="http://schemas.openxmlformats.org/officeDocument/2006/relationships" xmlns:m="http://schemas.openxmlformats.org/officeDocument/2006/math" xmlns:v="urn:schemas-microsoft-com:vml" xmlns:wp14="http://schemas.microsoft.com/office/word/2010/wordprocessingDrawing" xmlns:wp="http://schemas.openxmlformats.org/drawingml/2006/wordprocessingDrawing" xmlns:w10="urn:schemas-microsoft-com:office:word" xmlns:w="http://schemas.openxmlformats.org/wordprocessingml/2006/main" xmlns:w14="http://schemas.microsoft.com/office/word/2010/wordml" xmlns:w15="http://schemas.microsoft.com/office/word/2012/wordml" xmlns:w16cex="http://schemas.microsoft.com/office/word/2018/wordml/cex" xmlns:w16cid="http://schemas.microsoft.com/office/word/2016/wordml/cid" xmlns:w16="http://schemas.microsoft.com/office/word/2018/wordml" xmlns:w16du="http://schemas.microsoft.com/office/word/2023/wordml/word16du" xmlns:w16sdtdh="http://schemas.microsoft.com/office/word/2020/wordml/sdtdatahash" xmlns:w16sdtfl="http://schemas.microsoft.com/office/word/2024/wordml/sdtformatlock" xmlns:w16se="http://schemas.microsoft.com/office/word/2015/wordml/symex" xmlns:wpg="http://schemas.microsoft.com/office/word/2010/wordprocessingGroup" xmlns:wpi="http://schemas.microsoft.com/office/word/2010/wordprocessingInk" xmlns:wne="http://schemas.microsoft.com/office/word/2006/wordml" xmlns:wps="http://schemas.microsoft.com/office/word/2010/wordprocessingShape" mc:Ignorable="w14 w15 w16se w16cid w16 w16cex w16sdtdh w16sdtfl w16du wp14">
+<w:footnotes xmlns:wpc="http://schemas.microsoft.com/office/word/2010/wordprocessingCanvas" xmlns:mc="http://schemas.openxmlformats.org/markup-compatibility/2006" xmlns:o="urn:schemas-microsoft-com:office:office" xmlns:r="http://schemas.openxmlformats.org/officeDocument/2006/relationships" xmlns:m="http://schemas.openxmlformats.org/officeDocument/2006/math" xmlns:v="urn:schemas-microsoft-com:vml" xmlns:wp14="http://schemas.microsoft.com/office/word/2010/wordprocessingDrawing" xmlns:wp="http://schemas.openxmlformats.org/drawingml/2006/wordprocessingDrawing" xmlns:w10="urn:schemas-microsoft-com:office:word" xmlns:w="http://schemas.openxmlformats.org/wordprocessingml/2006/main" xmlns:w14="http://schemas.microsoft.com/office/word/2010/wordml" xmlns:w15="http://schemas.microsoft.com/office/word/2012/wordml" xmlns:wpg="http://schemas.microsoft.com/office/word/2010/wordprocessingGroup" xmlns:wpi="http://schemas.microsoft.com/office/word/2010/wordprocessingInk" xmlns:wne="http://schemas.microsoft.com/office/word/2006/wordml" xmlns:wps="http://schemas.microsoft.com/office/word/2010/wordprocessingShape" mc:Ignorable="w14 w15 wp14">
   <w:footnote w:type="separator" w:id="-1">
     <w:p>
       <w:r>
@@ -5969,8 +6354,8 @@
 </file>
 
 <file path=word/numbering.xml><?xml version="1.0" encoding="utf-8"?>
-<w:numbering xmlns:wpc="http://schemas.microsoft.com/office/word/2010/wordprocessingCanvas" xmlns:cx="http://schemas.microsoft.com/office/drawing/2014/chartex" xmlns:cx1="http://schemas.microsoft.com/office/drawing/2015/9/8/chartex" xmlns:cx2="http://schemas.microsoft.com/office/drawing/2015/10/21/chartex" xmlns:cx3="http://schemas.microsoft.com/office/drawing/2016/5/9/chartex" xmlns:cx4="http://schemas.microsoft.com/office/drawing/2016/5/10/chartex" xmlns:cx5="http://schemas.microsoft.com/office/drawing/2016/5/11/chartex" xmlns:cx6="http://schemas.microsoft.com/office/drawing/2016/5/12/chartex" xmlns:cx7="http://schemas.microsoft.com/office/drawing/2016/5/13/chartex" xmlns:cx8="http://schemas.microsoft.com/office/drawing/2016/5/14/chartex" xmlns:mc="http://schemas.openxmlformats.org/markup-compatibility/2006" xmlns:aink="http://schemas.microsoft.com/office/drawing/2016/ink" xmlns:am3d="http://schemas.microsoft.com/office/drawing/2017/model3d" xmlns:o="urn:schemas-microsoft-com:office:office" xmlns:oel="http://schemas.microsoft.com/office/2019/extlst" xmlns:r="http://schemas.openxmlformats.org/officeDocument/2006/relationships" xmlns:m="http://schemas.openxmlformats.org/officeDocument/2006/math" xmlns:v="urn:schemas-microsoft-com:vml" xmlns:wp14="http://schemas.microsoft.com/office/word/2010/wordprocessingDrawing" xmlns:wp="http://schemas.openxmlformats.org/drawingml/2006/wordprocessingDrawing" xmlns:w10="urn:schemas-microsoft-com:office:word" xmlns:w="http://schemas.openxmlformats.org/wordprocessingml/2006/main" xmlns:w14="http://schemas.microsoft.com/office/word/2010/wordml" xmlns:w15="http://schemas.microsoft.com/office/word/2012/wordml" xmlns:w16cex="http://schemas.microsoft.com/office/word/2018/wordml/cex" xmlns:w16cid="http://schemas.microsoft.com/office/word/2016/wordml/cid" xmlns:w16="http://schemas.microsoft.com/office/word/2018/wordml" xmlns:w16du="http://schemas.microsoft.com/office/word/2023/wordml/word16du" xmlns:w16sdtdh="http://schemas.microsoft.com/office/word/2020/wordml/sdtdatahash" xmlns:w16sdtfl="http://schemas.microsoft.com/office/word/2024/wordml/sdtformatlock" xmlns:w16se="http://schemas.microsoft.com/office/word/2015/wordml/symex" xmlns:wpg="http://schemas.microsoft.com/office/word/2010/wordprocessingGroup" xmlns:wpi="http://schemas.microsoft.com/office/word/2010/wordprocessingInk" xmlns:wne="http://schemas.microsoft.com/office/word/2006/wordml" xmlns:wps="http://schemas.microsoft.com/office/word/2010/wordprocessingShape" mc:Ignorable="w14 w15 w16se w16cid w16 w16cex w16sdtdh w16sdtfl w16du wp14">
-  <w:abstractNum w:abstractNumId="0" w15:restartNumberingAfterBreak="0">
+<w:numbering xmlns:wpc="http://schemas.microsoft.com/office/word/2010/wordprocessingCanvas" xmlns:mc="http://schemas.openxmlformats.org/markup-compatibility/2006" xmlns:o="urn:schemas-microsoft-com:office:office" xmlns:r="http://schemas.openxmlformats.org/officeDocument/2006/relationships" xmlns:m="http://schemas.openxmlformats.org/officeDocument/2006/math" xmlns:v="urn:schemas-microsoft-com:vml" xmlns:wp14="http://schemas.microsoft.com/office/word/2010/wordprocessingDrawing" xmlns:wp="http://schemas.openxmlformats.org/drawingml/2006/wordprocessingDrawing" xmlns:w10="urn:schemas-microsoft-com:office:word" xmlns:w="http://schemas.openxmlformats.org/wordprocessingml/2006/main" xmlns:w14="http://schemas.microsoft.com/office/word/2010/wordml" xmlns:w15="http://schemas.microsoft.com/office/word/2012/wordml" xmlns:wpg="http://schemas.microsoft.com/office/word/2010/wordprocessingGroup" xmlns:wpi="http://schemas.microsoft.com/office/word/2010/wordprocessingInk" xmlns:wne="http://schemas.microsoft.com/office/word/2006/wordml" xmlns:wps="http://schemas.microsoft.com/office/word/2010/wordprocessingShape" mc:Ignorable="w14 w15 wp14">
+  <w:abstractNum w:abstractNumId="0">
     <w:nsid w:val="53F822A0"/>
     <w:multiLevelType w:val="hybridMultilevel"/>
     <w:tmpl w:val="3D1CA654"/>
@@ -6093,7 +6478,7 @@
       </w:rPr>
     </w:lvl>
   </w:abstractNum>
-  <w:abstractNum w:abstractNumId="1" w15:restartNumberingAfterBreak="0">
+  <w:abstractNum w:abstractNumId="1">
     <w:nsid w:val="77EF5413"/>
     <w:multiLevelType w:val="hybridMultilevel"/>
     <w:tmpl w:val="60BC8EDE"/>
@@ -6216,17 +6601,17 @@
       </w:rPr>
     </w:lvl>
   </w:abstractNum>
-  <w:num w:numId="1" w16cid:durableId="2125344546">
+  <w:num w:numId="1">
     <w:abstractNumId w:val="1"/>
   </w:num>
-  <w:num w:numId="2" w16cid:durableId="1002202424">
+  <w:num w:numId="2">
     <w:abstractNumId w:val="0"/>
   </w:num>
 </w:numbering>
 </file>
 
 <file path=word/styles.xml><?xml version="1.0" encoding="utf-8"?>
-<w:styles xmlns:mc="http://schemas.openxmlformats.org/markup-compatibility/2006" xmlns:r="http://schemas.openxmlformats.org/officeDocument/2006/relationships" xmlns:w="http://schemas.openxmlformats.org/wordprocessingml/2006/main" xmlns:w14="http://schemas.microsoft.com/office/word/2010/wordml" xmlns:w15="http://schemas.microsoft.com/office/word/2012/wordml" xmlns:w16cex="http://schemas.microsoft.com/office/word/2018/wordml/cex" xmlns:w16cid="http://schemas.microsoft.com/office/word/2016/wordml/cid" xmlns:w16="http://schemas.microsoft.com/office/word/2018/wordml" xmlns:w16du="http://schemas.microsoft.com/office/word/2023/wordml/word16du" xmlns:w16sdtdh="http://schemas.microsoft.com/office/word/2020/wordml/sdtdatahash" xmlns:w16sdtfl="http://schemas.microsoft.com/office/word/2024/wordml/sdtformatlock" xmlns:w16se="http://schemas.microsoft.com/office/word/2015/wordml/symex" mc:Ignorable="w14 w15 w16se w16cid w16 w16cex w16sdtdh w16sdtfl w16du">
+<w:styles xmlns:mc="http://schemas.openxmlformats.org/markup-compatibility/2006" xmlns:r="http://schemas.openxmlformats.org/officeDocument/2006/relationships" xmlns:w="http://schemas.openxmlformats.org/wordprocessingml/2006/main" xmlns:w14="http://schemas.microsoft.com/office/word/2010/wordml" xmlns:w15="http://schemas.microsoft.com/office/word/2012/wordml" mc:Ignorable="w14 w15">
   <w:docDefaults>
     <w:rPrDefault>
       <w:rPr>
@@ -6244,7 +6629,7 @@
       </w:pPr>
     </w:pPrDefault>
   </w:docDefaults>
-  <w:latentStyles w:defLockedState="0" w:defUIPriority="99" w:defSemiHidden="0" w:defUnhideWhenUsed="0" w:defQFormat="0" w:count="376">
+  <w:latentStyles w:defLockedState="0" w:defUIPriority="99" w:defSemiHidden="0" w:defUnhideWhenUsed="0" w:defQFormat="0" w:count="371">
     <w:lsdException w:name="Normal" w:uiPriority="0" w:qFormat="1"/>
     <w:lsdException w:name="heading 1" w:uiPriority="9" w:qFormat="1"/>
     <w:lsdException w:name="heading 2" w:semiHidden="1" w:uiPriority="9" w:unhideWhenUsed="1" w:qFormat="1"/>
@@ -6616,11 +7001,6 @@
     <w:lsdException w:name="List Table 5 Dark Accent 6" w:uiPriority="50"/>
     <w:lsdException w:name="List Table 6 Colorful Accent 6" w:uiPriority="51"/>
     <w:lsdException w:name="List Table 7 Colorful Accent 6" w:uiPriority="52"/>
-    <w:lsdException w:name="Mention" w:semiHidden="1" w:unhideWhenUsed="1"/>
-    <w:lsdException w:name="Smart Hyperlink" w:semiHidden="1" w:unhideWhenUsed="1"/>
-    <w:lsdException w:name="Hashtag" w:semiHidden="1" w:unhideWhenUsed="1"/>
-    <w:lsdException w:name="Unresolved Mention" w:semiHidden="1" w:unhideWhenUsed="1"/>
-    <w:lsdException w:name="Smart Link" w:semiHidden="1" w:unhideWhenUsed="1"/>
   </w:latentStyles>
   <w:style w:type="paragraph" w:default="1" w:styleId="Normal">
     <w:name w:val="Normal"/>
@@ -7063,7 +7443,7 @@
 </file>
 
 <file path=customXml/itemProps1.xml><?xml version="1.0" encoding="utf-8"?>
-<ds:datastoreItem xmlns:ds="http://schemas.openxmlformats.org/officeDocument/2006/customXml" ds:itemID="{3D7F2838-9790-4CE1-A00F-6B2609A6DA47}">
+<ds:datastoreItem xmlns:ds="http://schemas.openxmlformats.org/officeDocument/2006/customXml" ds:itemID="{5608E627-81C9-427D-913B-E428E818528F}">
   <ds:schemaRefs>
     <ds:schemaRef ds:uri="http://schemas.openxmlformats.org/officeDocument/2006/bibliography"/>
   </ds:schemaRefs>
